--- a/files/Polzovatelskoe_soglashenie_2024-12-12.docx
+++ b/files/Polzovatelskoe_soglashenie_2024-12-12.docx
@@ -312,14 +312,12 @@
           <w:t>https://hostiman.ru</w:t>
         </w:r>
       </w:hyperlink>
-      <w:hyperlink r:id="rId4">
-        <w:r>
-          <w:rPr>
-            <w:rFonts w:ascii="Times New Roman" w:hAnsi="Times New Roman"/>
-          </w:rPr>
-          <w:t>.</w:t>
-        </w:r>
-      </w:hyperlink>
+      <w:r>
+        <w:rPr>
+          <w:rFonts w:ascii="Times New Roman" w:hAnsi="Times New Roman"/>
+        </w:rPr>
+        <w:t>.</w:t>
+      </w:r>
     </w:p>
     <w:p>
       <w:pPr>
@@ -354,7 +352,7 @@
         </w:rPr>
         <w:t xml:space="preserve">на декабрь 2024 года облачный сервис компании Яндекс (Яндекс-Диск) </w:t>
       </w:r>
-      <w:hyperlink r:id="rId5">
+      <w:hyperlink r:id="rId4">
         <w:r>
           <w:rPr>
             <w:rStyle w:val="InternetLink"/>
@@ -364,15 +362,13 @@
           <w:t>https://disk.yandex.ru</w:t>
         </w:r>
       </w:hyperlink>
-      <w:hyperlink r:id="rId6">
-        <w:r>
-          <w:rPr>
-            <w:i w:val="false"/>
-            <w:iCs w:val="false"/>
-          </w:rPr>
-          <w:t xml:space="preserve"> .</w:t>
-        </w:r>
-      </w:hyperlink>
+      <w:r>
+        <w:rPr>
+          <w:i w:val="false"/>
+          <w:iCs w:val="false"/>
+        </w:rPr>
+        <w:t xml:space="preserve"> .</w:t>
+      </w:r>
     </w:p>
     <w:p>
       <w:pPr>
@@ -418,15 +414,7 @@
       </w:r>
       <w:r>
         <w:rPr/>
-        <w:t xml:space="preserve">1 Пользователь может зарегистрироваться на Сайте, либо не регистрируясь скачать с Сайта файлы, размещенные другими Пользователями, если Пользователи на это согласны. Согласие Пользователя выражается в установке соответствующих настроек в Свойствах файла (см. пункт </w:t>
-      </w:r>
-      <w:r>
-        <w:rPr/>
-        <w:t>3</w:t>
-      </w:r>
-      <w:r>
-        <w:rPr/>
-        <w:t xml:space="preserve"> Предмета Соглашения).</w:t>
+        <w:t>1 Пользователь может зарегистрироваться на Сайте, либо не регистрируясь скачать с Сайта файлы, размещенные другими Пользователями, если Пользователи на это согласны. Согласие Пользователя выражается в установке соответствующих настроек в Свойствах файла (см. пункт 3 Предмета Соглашения).</w:t>
       </w:r>
     </w:p>
     <w:p>
@@ -485,11 +473,7 @@
       </w:r>
       <w:r>
         <w:rPr/>
-        <w:t xml:space="preserve">3 После регистрации Пользователь может загружать файлы на сайт и скачивать их с сайта. Пользователь может делиться ссылкой на загруженные файлы с другими зарегистрированными пользователями сайта  или делать их доступными для всех, у кого есть ссылка. </w:t>
-      </w:r>
-      <w:r>
-        <w:rPr/>
-        <w:t>Это настраивается в свойствах файла через web-интерфейс, вкладка «Права»</w:t>
+        <w:t>3 После регистрации Пользователь может загружать файлы на сайт и скачивать их с сайта. Пользователь может делиться ссылкой на загруженные файлы с другими зарегистрированными пользователями сайта  или делать их доступными для всех, у кого есть ссылка. Это настраивается в свойствах файла через web-интерфейс, вкладка «Права»</w:t>
       </w:r>
     </w:p>
     <w:p>
@@ -747,7 +731,7 @@
         <w:rPr/>
         <w:t xml:space="preserve">на получение рекламы, которое подробно описано в документе по ссылке </w:t>
       </w:r>
-      <w:hyperlink r:id="rId7">
+      <w:hyperlink r:id="rId5">
         <w:r>
           <w:rPr>
             <w:rStyle w:val="InternetLink"/>
@@ -783,37 +767,53 @@
       </w:r>
       <w:r>
         <w:rPr/>
-        <w:t>10 Если Пользователь удаляет ранее загруженный файл, он понимает, что физически файл не удаляется ещё пол-года, в соотвествии с законодательством Российской Федерации и может быть доступен другим людям.</w:t>
-      </w:r>
-    </w:p>
-    <w:p>
-      <w:pPr>
-        <w:pStyle w:val="Normal"/>
-        <w:bidi w:val="0"/>
-        <w:spacing w:lineRule="auto" w:line="360"/>
-        <w:jc w:val="left"/>
-        <w:rPr/>
-      </w:pPr>
-      <w:r>
-        <w:rPr/>
-        <w:t xml:space="preserve">      </w:t>
-      </w:r>
-    </w:p>
-    <w:p>
-      <w:pPr>
-        <w:pStyle w:val="Normal"/>
-        <w:bidi w:val="0"/>
-        <w:spacing w:lineRule="auto" w:line="360"/>
-        <w:jc w:val="left"/>
-        <w:rPr/>
-      </w:pPr>
-      <w:r>
-        <w:rPr/>
-        <w:t xml:space="preserve">      </w:t>
-      </w:r>
-      <w:r>
-        <w:rPr/>
-        <w:t>11 Если Пользователь удаляет ранее загруженный файл, он понимает, что физически файл не удаляется ещё пол-года, в соотвествии с законодательством Российской Федерации, а место, занимаемое файлом не будет доступно Пользователю ещё шесть месяцев после удаления.</w:t>
+        <w:t xml:space="preserve">10 Если Пользователь удаляет ранее загруженный файл, он понимает, что физически файл не удаляется ещё </w:t>
+      </w:r>
+      <w:r>
+        <w:rPr/>
+        <w:t xml:space="preserve">три </w:t>
+      </w:r>
+      <w:r>
+        <w:rPr/>
+        <w:t>года, в соотвествии с законодательством Российской Федерации и может быть доступен другим людям.</w:t>
+      </w:r>
+    </w:p>
+    <w:p>
+      <w:pPr>
+        <w:pStyle w:val="Normal"/>
+        <w:bidi w:val="0"/>
+        <w:spacing w:lineRule="auto" w:line="360"/>
+        <w:jc w:val="left"/>
+        <w:rPr/>
+      </w:pPr>
+      <w:r>
+        <w:rPr/>
+        <w:t xml:space="preserve">      </w:t>
+      </w:r>
+    </w:p>
+    <w:p>
+      <w:pPr>
+        <w:pStyle w:val="Normal"/>
+        <w:bidi w:val="0"/>
+        <w:spacing w:lineRule="auto" w:line="360"/>
+        <w:jc w:val="left"/>
+        <w:rPr/>
+      </w:pPr>
+      <w:r>
+        <w:rPr/>
+        <w:t xml:space="preserve">      </w:t>
+      </w:r>
+      <w:r>
+        <w:rPr/>
+        <w:t xml:space="preserve">11 Если Пользователь удаляет ранее загруженный файл, он понимает, что физически файл не удаляется ещё пол-года, в соотвествии с законодательством Российской Федерации, а место, занимаемое файлом не будет доступно Пользователю ещё </w:t>
+      </w:r>
+      <w:r>
+        <w:rPr/>
+        <w:t>три года</w:t>
+      </w:r>
+      <w:r>
+        <w:rPr/>
+        <w:t xml:space="preserve"> после удаления.</w:t>
       </w:r>
     </w:p>
     <w:p>
@@ -1006,50 +1006,48 @@
         </w:rPr>
       </w:pPr>
       <w:r>
-        <w:rPr/>
-      </w:r>
-    </w:p>
-    <w:p>
-      <w:pPr>
-        <w:pStyle w:val="Normal"/>
-        <w:bidi w:val="0"/>
-        <w:spacing w:lineRule="auto" w:line="360"/>
-        <w:jc w:val="left"/>
-        <w:rPr>
-          <w:rFonts w:ascii="Times New Roman" w:hAnsi="Times New Roman"/>
-        </w:rPr>
-      </w:pPr>
-      <w:r>
-        <w:rPr>
-          <w:rFonts w:ascii="Times New Roman" w:hAnsi="Times New Roman"/>
-        </w:rPr>
-        <w:t xml:space="preserve">      </w:t>
-      </w:r>
-      <w:r>
-        <w:rPr>
-          <w:rFonts w:ascii="Times New Roman" w:hAnsi="Times New Roman"/>
-        </w:rPr>
-        <w:t xml:space="preserve">4 Регистрируясь на Сайте пользователь всегда отправляет в форме регистрации свой email, а также может отправить имя и фамилию. Администратор сайта обязуется не делиться добровольно этими персональными данными с другими людьми. Однако Пользователь должен понимать, что сайт размешен на арендованом  в Компании хостинге и Администратор сайта не может нести ответственность за действия сотрудников этой компании, которым могут быть доступны файлы Пользователя по роду их профессиональной или служебной деятельности. </w:t>
-      </w:r>
-      <w:r>
-        <w:rPr>
-          <w:rFonts w:ascii="Times New Roman" w:hAnsi="Times New Roman"/>
-        </w:rPr>
-        <w:t>Также пользователь должен понимать, что файлы в итоге сохраняются в Облаке и Администратор сайта не может нести ответственность за действия сотрудников компании предоставляющей сервис Облака, которым могут быть доступны файлы Пользователя по роду их профессиональной или служебной деятельности.</w:t>
-      </w:r>
-    </w:p>
-    <w:p>
-      <w:pPr>
-        <w:pStyle w:val="Normal"/>
-        <w:bidi w:val="0"/>
-        <w:spacing w:lineRule="auto" w:line="360"/>
-        <w:jc w:val="left"/>
-        <w:rPr>
-          <w:rFonts w:ascii="Times New Roman" w:hAnsi="Times New Roman"/>
-        </w:rPr>
-      </w:pPr>
-      <w:r>
-        <w:rPr/>
+        <w:rPr>
+          <w:rFonts w:ascii="Times New Roman" w:hAnsi="Times New Roman"/>
+        </w:rPr>
+      </w:r>
+    </w:p>
+    <w:p>
+      <w:pPr>
+        <w:pStyle w:val="Normal"/>
+        <w:bidi w:val="0"/>
+        <w:spacing w:lineRule="auto" w:line="360"/>
+        <w:jc w:val="left"/>
+        <w:rPr>
+          <w:rFonts w:ascii="Times New Roman" w:hAnsi="Times New Roman"/>
+        </w:rPr>
+      </w:pPr>
+      <w:r>
+        <w:rPr>
+          <w:rFonts w:ascii="Times New Roman" w:hAnsi="Times New Roman"/>
+        </w:rPr>
+        <w:t xml:space="preserve">      </w:t>
+      </w:r>
+      <w:r>
+        <w:rPr>
+          <w:rFonts w:ascii="Times New Roman" w:hAnsi="Times New Roman"/>
+        </w:rPr>
+        <w:t>4 Регистрируясь на Сайте пользователь всегда отправляет в форме регистрации свой email, а также может отправить имя и фамилию. Администратор сайта обязуется не делиться добровольно этими персональными данными с другими людьми. Однако Пользователь должен понимать, что сайт размешен на арендованом  в Компании хостинге и Администратор сайта не может нести ответственность за действия сотрудников этой компании, которым могут быть доступны файлы Пользователя по роду их профессиональной или служебной деятельности. Также пользователь должен понимать, что файлы в итоге сохраняются в Облаке и Администратор сайта не может нести ответственность за действия сотрудников компании предоставляющей сервис Облака, которым могут быть доступны файлы Пользователя по роду их профессиональной или служебной деятельности.</w:t>
+      </w:r>
+    </w:p>
+    <w:p>
+      <w:pPr>
+        <w:pStyle w:val="Normal"/>
+        <w:bidi w:val="0"/>
+        <w:spacing w:lineRule="auto" w:line="360"/>
+        <w:jc w:val="left"/>
+        <w:rPr>
+          <w:rFonts w:ascii="Times New Roman" w:hAnsi="Times New Roman"/>
+        </w:rPr>
+      </w:pPr>
+      <w:r>
+        <w:rPr>
+          <w:rFonts w:ascii="Times New Roman" w:hAnsi="Times New Roman"/>
+        </w:rPr>
       </w:r>
     </w:p>
     <w:p>
